--- a/finalProject/FinalProjectProposal-Bonal.docx
+++ b/finalProject/FinalProjectProposal-Bonal.docx
@@ -156,21 +156,7 @@
           <w:rFonts w:ascii="Times New Roman" w:hAnsi="Times New Roman" w:cs="Times New Roman"/>
         </w:rPr>
         <w:tab/>
-        <w:t xml:space="preserve">I propose </w:t>
-      </w:r>
-      <w:proofErr w:type="gramStart"/>
-      <w:r>
-        <w:rPr>
-          <w:rFonts w:ascii="Times New Roman" w:hAnsi="Times New Roman" w:cs="Times New Roman"/>
-        </w:rPr>
-        <w:t>to include</w:t>
-      </w:r>
-      <w:proofErr w:type="gramEnd"/>
-      <w:r>
-        <w:rPr>
-          <w:rFonts w:ascii="Times New Roman" w:hAnsi="Times New Roman" w:cs="Times New Roman"/>
-        </w:rPr>
-        <w:t xml:space="preserve"> 5 pages </w:t>
+        <w:t xml:space="preserve">I propose to include 5 pages </w:t>
       </w:r>
       <w:r>
         <w:rPr>
@@ -437,13 +423,7 @@
               <w:rPr>
                 <w:rFonts w:ascii="Times New Roman" w:hAnsi="Times New Roman" w:cs="Times New Roman"/>
               </w:rPr>
-              <w:t>S</w:t>
-            </w:r>
-            <w:r>
-              <w:rPr>
-                <w:rFonts w:ascii="Times New Roman" w:hAnsi="Times New Roman" w:cs="Times New Roman"/>
-              </w:rPr>
-              <w:t>kills Page</w:t>
+              <w:t>Skills Page</w:t>
             </w:r>
           </w:p>
           <w:p>
@@ -717,16 +697,67 @@
         <w:spacing w:line="480" w:lineRule="auto"/>
         <w:rPr>
           <w:rFonts w:ascii="Times New Roman" w:hAnsi="Times New Roman" w:cs="Times New Roman"/>
-        </w:rPr>
-      </w:pPr>
-    </w:p>
-    <w:p>
-      <w:pPr>
-        <w:ind w:firstLine="720"/>
-        <w:rPr>
-          <w:rFonts w:ascii="Times New Roman" w:hAnsi="Times New Roman" w:cs="Times New Roman"/>
-        </w:rPr>
-      </w:pPr>
+          <w:i/>
+          <w:iCs/>
+        </w:rPr>
+      </w:pPr>
+      <w:r>
+        <w:rPr>
+          <w:rFonts w:ascii="Times New Roman" w:hAnsi="Times New Roman" w:cs="Times New Roman"/>
+          <w:i/>
+          <w:iCs/>
+        </w:rPr>
+        <w:drawing>
+          <wp:inline distT="0" distB="0" distL="0" distR="0" wp14:anchorId="4DC4AD7D" wp14:editId="51E51751">
+            <wp:extent cx="5943078" cy="3509962"/>
+            <wp:effectExtent l="19050" t="19050" r="19685" b="14605"/>
+            <wp:docPr id="288042419" name="Picture 2"/>
+            <wp:cNvGraphicFramePr>
+              <a:graphicFrameLocks xmlns:a="http://schemas.openxmlformats.org/drawingml/2006/main" noChangeAspect="1"/>
+            </wp:cNvGraphicFramePr>
+            <a:graphic xmlns:a="http://schemas.openxmlformats.org/drawingml/2006/main">
+              <a:graphicData uri="http://schemas.openxmlformats.org/drawingml/2006/picture">
+                <pic:pic xmlns:pic="http://schemas.openxmlformats.org/drawingml/2006/picture">
+                  <pic:nvPicPr>
+                    <pic:cNvPr id="0" name="Picture 6"/>
+                    <pic:cNvPicPr>
+                      <a:picLocks noChangeAspect="1" noChangeArrowheads="1"/>
+                    </pic:cNvPicPr>
+                  </pic:nvPicPr>
+                  <pic:blipFill>
+                    <a:blip r:embed="rId7" cstate="print">
+                      <a:extLst>
+                        <a:ext uri="{28A0092B-C50C-407E-A947-70E740481C1C}">
+                          <a14:useLocalDpi xmlns:a14="http://schemas.microsoft.com/office/drawing/2010/main" val="0"/>
+                        </a:ext>
+                      </a:extLst>
+                    </a:blip>
+                    <a:srcRect/>
+                    <a:stretch>
+                      <a:fillRect/>
+                    </a:stretch>
+                  </pic:blipFill>
+                  <pic:spPr bwMode="auto">
+                    <a:xfrm>
+                      <a:off x="0" y="0"/>
+                      <a:ext cx="5946832" cy="3512179"/>
+                    </a:xfrm>
+                    <a:prstGeom prst="rect">
+                      <a:avLst/>
+                    </a:prstGeom>
+                    <a:noFill/>
+                    <a:ln>
+                      <a:solidFill>
+                        <a:schemeClr val="tx1"/>
+                      </a:solidFill>
+                    </a:ln>
+                  </pic:spPr>
+                </pic:pic>
+              </a:graphicData>
+            </a:graphic>
+          </wp:inline>
+        </w:drawing>
+      </w:r>
     </w:p>
     <w:sectPr>
       <w:pgSz w:w="12240" w:h="15840"/>
